--- a/Карточка проекта/Карточка проекта.docx
+++ b/Карточка проекта/Карточка проекта.docx
@@ -496,6 +496,2251 @@
       </w:r>
       <w:r>
         <w:t xml:space="preserve"> поставщики (сроки и условия поставки), бухгалтерия и склад клиента (качество данных), 1С как платформа (правила расширений и обновлений).</w:t>
+      </w:r>
+    </w:p>
+    <w:p>
+      <w:r>
+        <w:br w:type="page"/>
+      </w:r>
+    </w:p>
+    <w:p>
+      <w:pPr>
+        <w:keepNext/>
+        <w:spacing w:after="60"/>
+      </w:pPr>
+      <w:r>
+        <w:rPr>
+          <w:b/>
+          <w:bCs/>
+          <w:sz w:val="28"/>
+          <w:szCs w:val="28"/>
+        </w:rPr>
+        <w:lastRenderedPageBreak/>
+        <w:t>Домашнее задание № 2. Поиск и обоснование идеи ИТ-проекта</w:t>
+      </w:r>
+    </w:p>
+    <w:p>
+      <w:pPr>
+        <w:keepNext/>
+        <w:spacing w:before="240" w:after="120"/>
+      </w:pPr>
+      <w:r>
+        <w:rPr>
+          <w:b/>
+          <w:bCs/>
+        </w:rPr>
+        <w:t>Шаг 1. Описание проблемы</w:t>
+      </w:r>
+    </w:p>
+    <w:p>
+      <w:r>
+        <w:rPr>
+          <w:b/>
+          <w:bCs/>
+        </w:rPr>
+        <w:t xml:space="preserve">Формулировка по шаблону: </w:t>
+      </w:r>
+      <w:r>
+        <w:t>«Закупщики торговых компаний на 1С испытывают трудности с определением, что и сколько заказывать у поставщиков, в ситуации, когда ассортимент большой, спрос неровный, а сроки поставки различаются, что приводит к дефициту (потерянным продажам), излишкам товара и большим затратам времени на подготовку заказа».</w:t>
+      </w:r>
+    </w:p>
+    <w:tbl>
+      <w:tblPr>
+        <w:tblW w:w="9355" w:type="dxa"/>
+        <w:tblBorders>
+          <w:top w:val="single" w:sz="4" w:space="0" w:color="808080"/>
+          <w:left w:val="single" w:sz="4" w:space="0" w:color="808080"/>
+          <w:bottom w:val="single" w:sz="4" w:space="0" w:color="808080"/>
+          <w:right w:val="single" w:sz="4" w:space="0" w:color="808080"/>
+          <w:insideH w:val="single" w:sz="4" w:space="0" w:color="808080"/>
+          <w:insideV w:val="single" w:sz="4" w:space="0" w:color="808080"/>
+        </w:tblBorders>
+        <w:tblLayout w:type="fixed"/>
+        <w:tblCellMar>
+          <w:top w:w="40" w:type="dxa"/>
+          <w:left w:w="90" w:type="dxa"/>
+          <w:bottom w:w="40" w:type="dxa"/>
+          <w:right w:w="90" w:type="dxa"/>
+        </w:tblCellMar>
+        <w:tblLook w:val="04A0" w:firstRow="1" w:lastRow="0" w:firstColumn="1" w:lastColumn="0" w:noHBand="0" w:noVBand="1"/>
+      </w:tblPr>
+      <w:tblGrid>
+        <w:gridCol w:w="2500"/>
+        <w:gridCol w:w="6855"/>
+      </w:tblGrid>
+      <w:tr>
+        <w:trPr>
+          <w:cantSplit/>
+          <w:tblHeader/>
+        </w:trPr>
+        <w:tc>
+          <w:tcPr>
+            <w:tcW w:w="2500" w:type="dxa"/>
+            <w:shd w:val="clear" w:color="auto" w:fill="D9D9D9"/>
+          </w:tcPr>
+          <w:p>
+            <w:pPr>
+              <w:spacing w:after="60" w:line="240" w:lineRule="auto"/>
+            </w:pPr>
+            <w:r>
+              <w:rPr>
+                <w:b/>
+                <w:bCs/>
+                <w:sz w:val="20"/>
+                <w:szCs w:val="20"/>
+              </w:rPr>
+              <w:t>Вопрос</w:t>
+            </w:r>
+          </w:p>
+        </w:tc>
+        <w:tc>
+          <w:tcPr>
+            <w:tcW w:w="6855" w:type="dxa"/>
+            <w:shd w:val="clear" w:color="auto" w:fill="D9D9D9"/>
+          </w:tcPr>
+          <w:p>
+            <w:pPr>
+              <w:spacing w:after="60" w:line="240" w:lineRule="auto"/>
+            </w:pPr>
+            <w:r>
+              <w:rPr>
+                <w:b/>
+                <w:bCs/>
+                <w:sz w:val="20"/>
+                <w:szCs w:val="20"/>
+              </w:rPr>
+              <w:t>Ответ</w:t>
+            </w:r>
+          </w:p>
+        </w:tc>
+      </w:tr>
+      <w:tr>
+        <w:trPr>
+          <w:cantSplit/>
+        </w:trPr>
+        <w:tc>
+          <w:tcPr>
+            <w:tcW w:w="2500" w:type="dxa"/>
+          </w:tcPr>
+          <w:p>
+            <w:pPr>
+              <w:spacing w:after="60" w:line="240" w:lineRule="auto"/>
+            </w:pPr>
+            <w:r>
+              <w:rPr>
+                <w:sz w:val="20"/>
+                <w:szCs w:val="20"/>
+              </w:rPr>
+              <w:t>Какую проблему решаем?</w:t>
+            </w:r>
+          </w:p>
+        </w:tc>
+        <w:tc>
+          <w:tcPr>
+            <w:tcW w:w="6855" w:type="dxa"/>
+          </w:tcPr>
+          <w:p>
+            <w:pPr>
+              <w:spacing w:after="60" w:line="240" w:lineRule="auto"/>
+            </w:pPr>
+            <w:r>
+              <w:rPr>
+                <w:sz w:val="20"/>
+                <w:szCs w:val="20"/>
+              </w:rPr>
+              <w:t>Закупщик не имеет быстрого и надёжного способа определить, что и сколько заказывать: расчёт делается вручную, поэтому часть товаров заканчивается, а часть денег замораживается в излишках.</w:t>
+            </w:r>
+          </w:p>
+        </w:tc>
+      </w:tr>
+      <w:tr>
+        <w:trPr>
+          <w:cantSplit/>
+        </w:trPr>
+        <w:tc>
+          <w:tcPr>
+            <w:tcW w:w="2500" w:type="dxa"/>
+          </w:tcPr>
+          <w:p>
+            <w:pPr>
+              <w:spacing w:after="60" w:line="240" w:lineRule="auto"/>
+            </w:pPr>
+            <w:r>
+              <w:rPr>
+                <w:sz w:val="20"/>
+                <w:szCs w:val="20"/>
+              </w:rPr>
+              <w:t>Кто сталкивается с проблемой?</w:t>
+            </w:r>
+          </w:p>
+        </w:tc>
+        <w:tc>
+          <w:tcPr>
+            <w:tcW w:w="6855" w:type="dxa"/>
+          </w:tcPr>
+          <w:p>
+            <w:pPr>
+              <w:spacing w:after="60" w:line="240" w:lineRule="auto"/>
+            </w:pPr>
+            <w:r>
+              <w:rPr>
+                <w:sz w:val="20"/>
+                <w:szCs w:val="20"/>
+              </w:rPr>
+              <w:t>Закупщики и руководители закупок в торговых компаниях на 1С (опт, розница, интернет-торговля), а также владельцы малого бизнеса, которые закупают сами.</w:t>
+            </w:r>
+          </w:p>
+        </w:tc>
+      </w:tr>
+      <w:tr>
+        <w:trPr>
+          <w:cantSplit/>
+        </w:trPr>
+        <w:tc>
+          <w:tcPr>
+            <w:tcW w:w="2500" w:type="dxa"/>
+          </w:tcPr>
+          <w:p>
+            <w:pPr>
+              <w:spacing w:after="60" w:line="240" w:lineRule="auto"/>
+            </w:pPr>
+            <w:r>
+              <w:rPr>
+                <w:sz w:val="20"/>
+                <w:szCs w:val="20"/>
+              </w:rPr>
+              <w:t>Чем подтверждается проблема?</w:t>
+            </w:r>
+          </w:p>
+        </w:tc>
+        <w:tc>
+          <w:tcPr>
+            <w:tcW w:w="6855" w:type="dxa"/>
+          </w:tcPr>
+          <w:p>
+            <w:pPr>
+              <w:numPr>
+                <w:ilvl w:val="0"/>
+                <w:numId w:val="7"/>
+              </w:numPr>
+              <w:spacing w:after="60" w:line="240" w:lineRule="auto"/>
+            </w:pPr>
+            <w:r>
+              <w:rPr>
+                <w:sz w:val="20"/>
+                <w:szCs w:val="20"/>
+              </w:rPr>
+              <w:t>Вакансии менеджеров по закупкам называют обязанностью определение потребности с учётом остатков и сезонного спроса и требуют уверенной работы в «1С:Управление торговлей» и Excel.</w:t>
+            </w:r>
+          </w:p>
+          <w:p>
+            <w:pPr>
+              <w:numPr>
+                <w:ilvl w:val="0"/>
+                <w:numId w:val="7"/>
+              </w:numPr>
+              <w:spacing w:after="60" w:line="240" w:lineRule="auto"/>
+            </w:pPr>
+            <w:r>
+              <w:rPr>
+                <w:sz w:val="20"/>
+                <w:szCs w:val="20"/>
+              </w:rPr>
+              <w:t>В кейсе на Habr компания описывает, что подготовка одного заказа раньше занимала почти месяц.</w:t>
+            </w:r>
+          </w:p>
+          <w:p>
+            <w:pPr>
+              <w:numPr>
+                <w:ilvl w:val="0"/>
+                <w:numId w:val="7"/>
+              </w:numPr>
+              <w:spacing w:after="60" w:line="240" w:lineRule="auto"/>
+            </w:pPr>
+            <w:r>
+              <w:rPr>
+                <w:sz w:val="20"/>
+                <w:szCs w:val="20"/>
+              </w:rPr>
+              <w:t>Наш эксперимент на открытых данных показал заметные потери продаж при простых правилах закупки.</w:t>
+            </w:r>
+          </w:p>
+        </w:tc>
+      </w:tr>
+      <w:tr>
+        <w:trPr>
+          <w:cantSplit/>
+        </w:trPr>
+        <w:tc>
+          <w:tcPr>
+            <w:tcW w:w="2500" w:type="dxa"/>
+          </w:tcPr>
+          <w:p>
+            <w:pPr>
+              <w:spacing w:after="60" w:line="240" w:lineRule="auto"/>
+            </w:pPr>
+            <w:r>
+              <w:rPr>
+                <w:sz w:val="20"/>
+                <w:szCs w:val="20"/>
+              </w:rPr>
+              <w:t>Как проблему решают сейчас?</w:t>
+            </w:r>
+          </w:p>
+        </w:tc>
+        <w:tc>
+          <w:tcPr>
+            <w:tcW w:w="6855" w:type="dxa"/>
+          </w:tcPr>
+          <w:p>
+            <w:pPr>
+              <w:spacing w:after="60" w:line="240" w:lineRule="auto"/>
+            </w:pPr>
+            <w:r>
+              <w:rPr>
+                <w:sz w:val="20"/>
+                <w:szCs w:val="20"/>
+              </w:rPr>
+              <w:t>Excel и ручной расчёт; встроенные механизмы планирования закупок и обеспечения потребностей в «1С:Управление торговлей»; платные модули и сервисы</w:t>
+            </w:r>
+          </w:p>
+        </w:tc>
+      </w:tr>
+      <w:tr>
+        <w:trPr>
+          <w:cantSplit/>
+        </w:trPr>
+        <w:tc>
+          <w:tcPr>
+            <w:tcW w:w="2500" w:type="dxa"/>
+          </w:tcPr>
+          <w:p>
+            <w:pPr>
+              <w:spacing w:after="60" w:line="240" w:lineRule="auto"/>
+            </w:pPr>
+            <w:r>
+              <w:rPr>
+                <w:sz w:val="20"/>
+                <w:szCs w:val="20"/>
+              </w:rPr>
+              <w:t>Почему существующих способов недостаточно?</w:t>
+            </w:r>
+          </w:p>
+        </w:tc>
+        <w:tc>
+          <w:tcPr>
+            <w:tcW w:w="6855" w:type="dxa"/>
+          </w:tcPr>
+          <w:p>
+            <w:pPr>
+              <w:numPr>
+                <w:ilvl w:val="0"/>
+                <w:numId w:val="7"/>
+              </w:numPr>
+              <w:spacing w:after="60" w:line="240" w:lineRule="auto"/>
+            </w:pPr>
+            <w:r>
+              <w:rPr>
+                <w:sz w:val="20"/>
+                <w:szCs w:val="20"/>
+              </w:rPr>
+              <w:t>типовые механизмы сложны в настройке и в малых компаниях часто не настроены;</w:t>
+            </w:r>
+          </w:p>
+          <w:p>
+            <w:pPr>
+              <w:numPr>
+                <w:ilvl w:val="0"/>
+                <w:numId w:val="7"/>
+              </w:numPr>
+              <w:spacing w:after="60" w:line="240" w:lineRule="auto"/>
+            </w:pPr>
+            <w:r>
+              <w:rPr>
+                <w:sz w:val="20"/>
+                <w:szCs w:val="20"/>
+              </w:rPr>
+              <w:t>Excel требует ручной подготовки данных и зависит от опыта одного сотрудника;</w:t>
+            </w:r>
+          </w:p>
+          <w:p>
+            <w:pPr>
+              <w:numPr>
+                <w:ilvl w:val="0"/>
+                <w:numId w:val="7"/>
+              </w:numPr>
+              <w:spacing w:after="60" w:line="240" w:lineRule="auto"/>
+            </w:pPr>
+            <w:r>
+              <w:rPr>
+                <w:sz w:val="20"/>
+                <w:szCs w:val="20"/>
+              </w:rPr>
+              <w:t>платные решения могут быть дороги для малого бизнеса.</w:t>
+            </w:r>
+          </w:p>
+        </w:tc>
+      </w:tr>
+      <w:tr>
+        <w:trPr>
+          <w:cantSplit/>
+        </w:trPr>
+        <w:tc>
+          <w:tcPr>
+            <w:tcW w:w="2500" w:type="dxa"/>
+          </w:tcPr>
+          <w:p>
+            <w:pPr>
+              <w:spacing w:after="60" w:line="240" w:lineRule="auto"/>
+            </w:pPr>
+            <w:r>
+              <w:rPr>
+                <w:sz w:val="20"/>
+                <w:szCs w:val="20"/>
+              </w:rPr>
+              <w:t>Какую ценность даст наш проект?</w:t>
+            </w:r>
+          </w:p>
+        </w:tc>
+        <w:tc>
+          <w:tcPr>
+            <w:tcW w:w="6855" w:type="dxa"/>
+          </w:tcPr>
+          <w:p>
+            <w:pPr>
+              <w:spacing w:after="60" w:line="240" w:lineRule="auto"/>
+            </w:pPr>
+            <w:r>
+              <w:rPr>
+                <w:sz w:val="20"/>
+                <w:szCs w:val="20"/>
+              </w:rPr>
+              <w:t>Закупщик каждый день получает готовый список «что заказать и сколько»: меньше потерянных продаж и излишков, меньше времени на подготовку заказа, меньше зависимости от опыта одного сотрудника.</w:t>
+            </w:r>
+          </w:p>
+        </w:tc>
+      </w:tr>
+      <w:tr>
+        <w:trPr>
+          <w:cantSplit/>
+        </w:trPr>
+        <w:tc>
+          <w:tcPr>
+            <w:tcW w:w="2500" w:type="dxa"/>
+          </w:tcPr>
+          <w:p>
+            <w:pPr>
+              <w:spacing w:after="60" w:line="240" w:lineRule="auto"/>
+            </w:pPr>
+            <w:r>
+              <w:rPr>
+                <w:sz w:val="20"/>
+                <w:szCs w:val="20"/>
+              </w:rPr>
+              <w:t>Реализуем ли проект?</w:t>
+            </w:r>
+          </w:p>
+        </w:tc>
+        <w:tc>
+          <w:tcPr>
+            <w:tcW w:w="6855" w:type="dxa"/>
+          </w:tcPr>
+          <w:p>
+            <w:pPr>
+              <w:spacing w:after="60" w:line="240" w:lineRule="auto"/>
+            </w:pPr>
+            <w:r>
+              <w:rPr>
+                <w:sz w:val="20"/>
+                <w:szCs w:val="20"/>
+              </w:rPr>
+              <w:t>Да, в рамках двух семестров. В первом: исследование проблемы, алгоритм расчёта и Python-симулятор склада на открытых данных. Во втором: доработка симулятора, перенос расчёта в 1С, отчёт на СКД и тестирование. Доступна учебная платформа 1С, при переносе нужно учесть её лимиты на объём данных.</w:t>
+            </w:r>
+          </w:p>
+        </w:tc>
+      </w:tr>
+      <w:tr>
+        <w:trPr>
+          <w:cantSplit/>
+        </w:trPr>
+        <w:tc>
+          <w:tcPr>
+            <w:tcW w:w="2500" w:type="dxa"/>
+          </w:tcPr>
+          <w:p>
+            <w:pPr>
+              <w:spacing w:after="60" w:line="240" w:lineRule="auto"/>
+            </w:pPr>
+            <w:r>
+              <w:rPr>
+                <w:sz w:val="20"/>
+                <w:szCs w:val="20"/>
+              </w:rPr>
+              <w:t>Как проверим результат?</w:t>
+            </w:r>
+          </w:p>
+        </w:tc>
+        <w:tc>
+          <w:tcPr>
+            <w:tcW w:w="6855" w:type="dxa"/>
+          </w:tcPr>
+          <w:p>
+            <w:pPr>
+              <w:spacing w:after="60" w:line="240" w:lineRule="auto"/>
+            </w:pPr>
+            <w:r>
+              <w:rPr>
+                <w:sz w:val="20"/>
+                <w:szCs w:val="20"/>
+              </w:rPr>
+              <w:t>Доля проданного спроса при равном среднем остатке, потерянные продажи, средний остаток, время формирования отчёта, совпадение расчётов в 1С и в Python (цель: 100% на выборке).</w:t>
+            </w:r>
+            <w:r>
+              <w:rPr>
+                <w:sz w:val="20"/>
+                <w:szCs w:val="20"/>
+              </w:rPr>
+              <w:t xml:space="preserve"> </w:t>
+            </w:r>
+            <w:r>
+              <w:rPr>
+                <w:sz w:val="20"/>
+                <w:szCs w:val="20"/>
+              </w:rPr>
+              <w:t>Те же показатели (нехватка, излишки, время на закупку) назвал и опрошенный бизнес как признаки того, что система помогает.</w:t>
+            </w:r>
+          </w:p>
+        </w:tc>
+      </w:tr>
+    </w:tbl>
+    <w:p>
+      <w:pPr>
+        <w:spacing w:after="60" w:line="240" w:lineRule="auto"/>
+      </w:pPr>
+    </w:p>
+    <w:p>
+      <w:pPr>
+        <w:keepNext/>
+        <w:spacing w:before="240" w:after="120"/>
+      </w:pPr>
+      <w:r>
+        <w:rPr>
+          <w:b/>
+          <w:bCs/>
+        </w:rPr>
+        <w:t>Шаг 2. Изучение проблемы и пользователей</w:t>
+      </w:r>
+    </w:p>
+    <w:p>
+      <w:pPr>
+        <w:numPr>
+          <w:ilvl w:val="0"/>
+          <w:numId w:val="1"/>
+        </w:numPr>
+        <w:spacing w:after="60"/>
+      </w:pPr>
+      <w:r>
+        <w:rPr>
+          <w:b/>
+          <w:bCs/>
+        </w:rPr>
+        <w:t>Методы:</w:t>
+      </w:r>
+      <w:r>
+        <w:rPr>
+          <w:b/>
+          <w:bCs/>
+        </w:rPr>
+        <w:t xml:space="preserve"> </w:t>
+      </w:r>
+      <w:r>
+        <w:t>интервью,</w:t>
+      </w:r>
+      <w:r>
+        <w:rPr>
+          <w:b/>
+          <w:bCs/>
+        </w:rPr>
+        <w:t xml:space="preserve"> </w:t>
+      </w:r>
+      <w:r>
+        <w:t>анализ доступных данных (вакансии, публикации и кейсы о закупках в 1С, описания решений) и проверка идеи экспериментом на открытых данных. Собственный опыт команды в закупках не использовался.</w:t>
+      </w:r>
+    </w:p>
+    <w:p>
+      <w:pPr>
+        <w:numPr>
+          <w:ilvl w:val="0"/>
+          <w:numId w:val="1"/>
+        </w:numPr>
+        <w:spacing w:after="60"/>
+      </w:pPr>
+      <w:r>
+        <w:rPr>
+          <w:b/>
+          <w:bCs/>
+        </w:rPr>
+        <w:lastRenderedPageBreak/>
+        <w:t xml:space="preserve">Интервью: </w:t>
+      </w:r>
+      <w:r>
+        <w:t>запланированы 2–3 коротких интервью с закупщиком, руководителем закупок или владельцем малого бизнеса, который работает в 1С. Проведено одно (малый бизнес, торговля женским бельём и купальниками), результаты ниже. Остальные предстоит провести.</w:t>
+      </w:r>
+    </w:p>
+    <w:p>
+      <w:pPr>
+        <w:keepNext/>
+        <w:spacing w:before="120" w:after="60"/>
+      </w:pPr>
+      <w:r>
+        <w:rPr>
+          <w:b/>
+          <w:bCs/>
+        </w:rPr>
+        <w:t>Вопросы для интервью:</w:t>
+      </w:r>
+    </w:p>
+    <w:p>
+      <w:pPr>
+        <w:numPr>
+          <w:ilvl w:val="0"/>
+          <w:numId w:val="1"/>
+        </w:numPr>
+        <w:spacing w:after="60"/>
+      </w:pPr>
+      <w:r>
+        <w:t>Как вы сейчас решаете, что и сколько заказывать? Какими инструментами пользуетесь?</w:t>
+      </w:r>
+    </w:p>
+    <w:p>
+      <w:pPr>
+        <w:numPr>
+          <w:ilvl w:val="0"/>
+          <w:numId w:val="1"/>
+        </w:numPr>
+        <w:spacing w:after="60"/>
+      </w:pPr>
+      <w:r>
+        <w:t>Сколько времени в неделю уходит на подготовку заказов поставщикам?</w:t>
+      </w:r>
+    </w:p>
+    <w:p>
+      <w:pPr>
+        <w:numPr>
+          <w:ilvl w:val="0"/>
+          <w:numId w:val="1"/>
+        </w:numPr>
+        <w:spacing w:after="60"/>
+      </w:pPr>
+      <w:r>
+        <w:t>Расскажите о последнем случае, когда товар закончился или образовался излишек. Что произошло?</w:t>
+      </w:r>
+    </w:p>
+    <w:p>
+      <w:pPr>
+        <w:numPr>
+          <w:ilvl w:val="0"/>
+          <w:numId w:val="1"/>
+        </w:numPr>
+        <w:spacing w:after="60"/>
+      </w:pPr>
+      <w:r>
+        <w:t>Как вы определяете срок поставки и страховой запас?</w:t>
+      </w:r>
+    </w:p>
+    <w:p>
+      <w:pPr>
+        <w:numPr>
+          <w:ilvl w:val="0"/>
+          <w:numId w:val="1"/>
+        </w:numPr>
+        <w:spacing w:after="60"/>
+      </w:pPr>
+      <w:r>
+        <w:t>Пробовали ли вы встроенные механизмы 1С или платные модули? Что не устроило?</w:t>
+      </w:r>
+    </w:p>
+    <w:p>
+      <w:pPr>
+        <w:numPr>
+          <w:ilvl w:val="0"/>
+          <w:numId w:val="1"/>
+        </w:numPr>
+        <w:spacing w:after="60"/>
+      </w:pPr>
+      <w:r>
+        <w:t>По каким признакам вы поймёте, что система вам помогает?</w:t>
+      </w:r>
+    </w:p>
+    <w:p>
+      <w:pPr>
+        <w:spacing w:after="60" w:line="240" w:lineRule="auto"/>
+      </w:pPr>
+    </w:p>
+    <w:tbl>
+      <w:tblPr>
+        <w:tblW w:w="9355" w:type="dxa"/>
+        <w:tblBorders>
+          <w:top w:val="single" w:sz="4" w:space="0" w:color="808080"/>
+          <w:left w:val="single" w:sz="4" w:space="0" w:color="808080"/>
+          <w:bottom w:val="single" w:sz="4" w:space="0" w:color="808080"/>
+          <w:right w:val="single" w:sz="4" w:space="0" w:color="808080"/>
+          <w:insideH w:val="single" w:sz="4" w:space="0" w:color="808080"/>
+          <w:insideV w:val="single" w:sz="4" w:space="0" w:color="808080"/>
+        </w:tblBorders>
+        <w:tblLayout w:type="fixed"/>
+        <w:tblCellMar>
+          <w:top w:w="40" w:type="dxa"/>
+          <w:left w:w="90" w:type="dxa"/>
+          <w:bottom w:w="40" w:type="dxa"/>
+          <w:right w:w="90" w:type="dxa"/>
+        </w:tblCellMar>
+        <w:tblLook w:val="04A0" w:firstRow="1" w:lastRow="0" w:firstColumn="1" w:lastColumn="0" w:noHBand="0" w:noVBand="1"/>
+      </w:tblPr>
+      <w:tblGrid>
+        <w:gridCol w:w="4677"/>
+        <w:gridCol w:w="4678"/>
+      </w:tblGrid>
+      <w:tr>
+        <w:trPr>
+          <w:cantSplit/>
+          <w:tblHeader/>
+        </w:trPr>
+        <w:tc>
+          <w:tcPr>
+            <w:tcW w:w="4677" w:type="dxa"/>
+            <w:shd w:val="clear" w:color="auto" w:fill="D9D9D9"/>
+          </w:tcPr>
+          <w:p>
+            <w:pPr>
+              <w:spacing w:after="60" w:line="240" w:lineRule="auto"/>
+            </w:pPr>
+            <w:r>
+              <w:rPr>
+                <w:b/>
+                <w:bCs/>
+                <w:sz w:val="20"/>
+                <w:szCs w:val="20"/>
+              </w:rPr>
+              <w:t>Подтверждено источниками</w:t>
+            </w:r>
+          </w:p>
+        </w:tc>
+        <w:tc>
+          <w:tcPr>
+            <w:tcW w:w="4678" w:type="dxa"/>
+            <w:shd w:val="clear" w:color="auto" w:fill="D9D9D9"/>
+          </w:tcPr>
+          <w:p>
+            <w:pPr>
+              <w:spacing w:after="60" w:line="240" w:lineRule="auto"/>
+            </w:pPr>
+            <w:r>
+              <w:rPr>
+                <w:b/>
+                <w:bCs/>
+                <w:sz w:val="20"/>
+                <w:szCs w:val="20"/>
+              </w:rPr>
+              <w:t>Предположения (нужно проверить)</w:t>
+            </w:r>
+          </w:p>
+        </w:tc>
+      </w:tr>
+      <w:tr>
+        <w:trPr>
+          <w:cantSplit/>
+        </w:trPr>
+        <w:tc>
+          <w:tcPr>
+            <w:tcW w:w="4677" w:type="dxa"/>
+          </w:tcPr>
+          <w:p>
+            <w:pPr>
+              <w:numPr>
+                <w:ilvl w:val="0"/>
+                <w:numId w:val="7"/>
+              </w:numPr>
+              <w:spacing w:after="60" w:line="240" w:lineRule="auto"/>
+            </w:pPr>
+            <w:r>
+              <w:rPr>
+                <w:sz w:val="20"/>
+                <w:szCs w:val="20"/>
+              </w:rPr>
+              <w:t>Интервью с одной компанией (женское бельё и купальники): объём закупки определяется вручную по данным 1С, на это уходит около 5 часов в неделю, бывают и излишки, и нехватка. Выборка пока одна компания.</w:t>
+            </w:r>
+          </w:p>
+          <w:p>
+            <w:pPr>
+              <w:numPr>
+                <w:ilvl w:val="0"/>
+                <w:numId w:val="7"/>
+              </w:numPr>
+              <w:spacing w:after="60" w:line="240" w:lineRule="auto"/>
+            </w:pPr>
+            <w:r>
+              <w:rPr>
+                <w:sz w:val="20"/>
+                <w:szCs w:val="20"/>
+              </w:rPr>
+              <w:t>В вакансиях менеджеров по закупкам требуются «1С:Управление торговлей» и Excel, а в обязанности входит определение потребности по остаткам и сезонному спросу.</w:t>
+            </w:r>
+          </w:p>
+          <w:p>
+            <w:pPr>
+              <w:numPr>
+                <w:ilvl w:val="0"/>
+                <w:numId w:val="7"/>
+              </w:numPr>
+              <w:spacing w:after="60" w:line="240" w:lineRule="auto"/>
+            </w:pPr>
+            <w:r>
+              <w:rPr>
+                <w:sz w:val="20"/>
+                <w:szCs w:val="20"/>
+              </w:rPr>
+              <w:t>В «1С:Управление торговлей 11» есть встроенное планирование закупок и обеспечение потребностей.</w:t>
+            </w:r>
+          </w:p>
+          <w:p>
+            <w:pPr>
+              <w:numPr>
+                <w:ilvl w:val="0"/>
+                <w:numId w:val="7"/>
+              </w:numPr>
+              <w:spacing w:after="60" w:line="240" w:lineRule="auto"/>
+            </w:pPr>
+            <w:r>
+              <w:rPr>
+                <w:sz w:val="20"/>
+                <w:szCs w:val="20"/>
+              </w:rPr>
+              <w:t xml:space="preserve">Существуют платные решения для прогноза и расчёта заказа </w:t>
+            </w:r>
+          </w:p>
+          <w:p>
+            <w:pPr>
+              <w:spacing w:after="60" w:line="240" w:lineRule="auto"/>
+              <w:ind w:left="227"/>
+            </w:pPr>
+          </w:p>
+        </w:tc>
+        <w:tc>
+          <w:tcPr>
+            <w:tcW w:w="4678" w:type="dxa"/>
+          </w:tcPr>
+          <w:p>
+            <w:pPr>
+              <w:numPr>
+                <w:ilvl w:val="0"/>
+                <w:numId w:val="7"/>
+              </w:numPr>
+              <w:spacing w:after="60" w:line="240" w:lineRule="auto"/>
+            </w:pPr>
+            <w:r>
+              <w:rPr>
+                <w:sz w:val="20"/>
+                <w:szCs w:val="20"/>
+              </w:rPr>
+              <w:t>Пользователи будут доверять рекомендациям и готовы изменить рабочий процесс.</w:t>
+            </w:r>
+          </w:p>
+          <w:p>
+            <w:pPr>
+              <w:numPr>
+                <w:ilvl w:val="0"/>
+                <w:numId w:val="7"/>
+              </w:numPr>
+              <w:spacing w:after="60" w:line="240" w:lineRule="auto"/>
+            </w:pPr>
+            <w:r>
+              <w:rPr>
+                <w:sz w:val="20"/>
+                <w:szCs w:val="20"/>
+              </w:rPr>
+              <w:t>Потери от дефицита и излишков достаточно велики, чтобы компании были готовы платить за решение.</w:t>
+            </w:r>
+          </w:p>
+          <w:p>
+            <w:pPr>
+              <w:numPr>
+                <w:ilvl w:val="0"/>
+                <w:numId w:val="7"/>
+              </w:numPr>
+              <w:spacing w:after="60" w:line="240" w:lineRule="auto"/>
+            </w:pPr>
+            <w:r>
+              <w:rPr>
+                <w:sz w:val="20"/>
+                <w:szCs w:val="20"/>
+              </w:rPr>
+              <w:t>Качество данных в реальных базах позволяет считать спрос по истории продаж.</w:t>
+            </w:r>
+          </w:p>
+          <w:p>
+            <w:pPr>
+              <w:numPr>
+                <w:ilvl w:val="0"/>
+                <w:numId w:val="7"/>
+              </w:numPr>
+              <w:spacing w:after="60" w:line="240" w:lineRule="auto"/>
+            </w:pPr>
+            <w:r>
+              <w:rPr>
+                <w:sz w:val="20"/>
+                <w:szCs w:val="20"/>
+              </w:rPr>
+              <w:t>Расчёт по последним продажам при равном остатке даёт лучший результат, чем простые правила «мин-макс» и «фиксированный заказ» (будет проверено в симуляторе).</w:t>
+            </w:r>
+          </w:p>
+          <w:p>
+            <w:pPr>
+              <w:spacing w:after="60" w:line="240" w:lineRule="auto"/>
+              <w:ind w:left="227"/>
+            </w:pPr>
+          </w:p>
+        </w:tc>
+      </w:tr>
+    </w:tbl>
+    <w:p>
+      <w:pPr>
+        <w:spacing w:after="60" w:line="240" w:lineRule="auto"/>
+      </w:pPr>
+    </w:p>
+    <w:p>
+      <w:pPr>
+        <w:keepNext/>
+        <w:spacing w:before="240" w:after="120"/>
+        <w:rPr>
+          <w:b/>
+          <w:bCs/>
+        </w:rPr>
+      </w:pPr>
+      <w:r>
+        <w:rPr>
+          <w:b/>
+          <w:bCs/>
+        </w:rPr>
+        <w:lastRenderedPageBreak/>
+        <w:t>Результаты интервью:</w:t>
+      </w:r>
+    </w:p>
+    <w:tbl>
+      <w:tblPr>
+        <w:tblW w:w="9360" w:type="dxa"/>
+        <w:tblBorders>
+          <w:top w:val="single" w:sz="4" w:space="0" w:color="808080"/>
+          <w:left w:val="single" w:sz="4" w:space="0" w:color="808080"/>
+          <w:bottom w:val="single" w:sz="4" w:space="0" w:color="808080"/>
+          <w:right w:val="single" w:sz="4" w:space="0" w:color="808080"/>
+          <w:insideH w:val="single" w:sz="4" w:space="0" w:color="808080"/>
+          <w:insideV w:val="single" w:sz="4" w:space="0" w:color="808080"/>
+        </w:tblBorders>
+        <w:tblLayout w:type="fixed"/>
+        <w:tblCellMar>
+          <w:top w:w="40" w:type="dxa"/>
+          <w:left w:w="90" w:type="dxa"/>
+          <w:bottom w:w="40" w:type="dxa"/>
+          <w:right w:w="90" w:type="dxa"/>
+        </w:tblCellMar>
+        <w:tblLook w:val="04A0" w:firstRow="1" w:lastRow="0" w:firstColumn="1" w:lastColumn="0" w:noHBand="0" w:noVBand="1"/>
+      </w:tblPr>
+      <w:tblGrid>
+        <w:gridCol w:w="1801"/>
+        <w:gridCol w:w="2401"/>
+        <w:gridCol w:w="5158"/>
+      </w:tblGrid>
+      <w:tr>
+        <w:trPr>
+          <w:cantSplit/>
+          <w:tblHeader/>
+        </w:trPr>
+        <w:tc>
+          <w:tcPr>
+            <w:tcW w:w="1801" w:type="dxa"/>
+            <w:tcBorders>
+              <w:top w:val="single" w:sz="4" w:space="0" w:color="808080"/>
+              <w:left w:val="single" w:sz="4" w:space="0" w:color="808080"/>
+              <w:bottom w:val="single" w:sz="4" w:space="0" w:color="808080"/>
+              <w:right w:val="single" w:sz="4" w:space="0" w:color="808080"/>
+            </w:tcBorders>
+            <w:shd w:val="clear" w:color="auto" w:fill="D9D9D9"/>
+            <w:hideMark/>
+          </w:tcPr>
+          <w:p>
+            <w:pPr>
+              <w:keepNext/>
+              <w:spacing w:before="240" w:after="120"/>
+              <w:rPr>
+                <w:b/>
+                <w:bCs/>
+              </w:rPr>
+            </w:pPr>
+            <w:r>
+              <w:rPr>
+                <w:b/>
+                <w:bCs/>
+              </w:rPr>
+              <w:t>Респондент</w:t>
+            </w:r>
+          </w:p>
+        </w:tc>
+        <w:tc>
+          <w:tcPr>
+            <w:tcW w:w="2401" w:type="dxa"/>
+            <w:tcBorders>
+              <w:top w:val="single" w:sz="4" w:space="0" w:color="808080"/>
+              <w:left w:val="single" w:sz="4" w:space="0" w:color="808080"/>
+              <w:bottom w:val="single" w:sz="4" w:space="0" w:color="808080"/>
+              <w:right w:val="single" w:sz="4" w:space="0" w:color="808080"/>
+            </w:tcBorders>
+            <w:shd w:val="clear" w:color="auto" w:fill="D9D9D9"/>
+            <w:hideMark/>
+          </w:tcPr>
+          <w:p>
+            <w:pPr>
+              <w:keepNext/>
+              <w:spacing w:before="240" w:after="120"/>
+              <w:rPr>
+                <w:b/>
+                <w:bCs/>
+              </w:rPr>
+            </w:pPr>
+            <w:r>
+              <w:rPr>
+                <w:b/>
+                <w:bCs/>
+              </w:rPr>
+              <w:t>Роль, компания</w:t>
+            </w:r>
+          </w:p>
+        </w:tc>
+        <w:tc>
+          <w:tcPr>
+            <w:tcW w:w="5158" w:type="dxa"/>
+            <w:tcBorders>
+              <w:top w:val="single" w:sz="4" w:space="0" w:color="808080"/>
+              <w:left w:val="single" w:sz="4" w:space="0" w:color="808080"/>
+              <w:bottom w:val="single" w:sz="4" w:space="0" w:color="808080"/>
+              <w:right w:val="single" w:sz="4" w:space="0" w:color="808080"/>
+            </w:tcBorders>
+            <w:shd w:val="clear" w:color="auto" w:fill="D9D9D9"/>
+            <w:hideMark/>
+          </w:tcPr>
+          <w:p>
+            <w:pPr>
+              <w:keepNext/>
+              <w:spacing w:before="240" w:after="120"/>
+              <w:rPr>
+                <w:b/>
+                <w:bCs/>
+              </w:rPr>
+            </w:pPr>
+            <w:r>
+              <w:rPr>
+                <w:b/>
+                <w:bCs/>
+              </w:rPr>
+              <w:t>Главные выводы</w:t>
+            </w:r>
+          </w:p>
+        </w:tc>
+      </w:tr>
+      <w:tr>
+        <w:trPr>
+          <w:cantSplit/>
+        </w:trPr>
+        <w:tc>
+          <w:tcPr>
+            <w:tcW w:w="1801" w:type="dxa"/>
+            <w:tcBorders>
+              <w:top w:val="single" w:sz="4" w:space="0" w:color="808080"/>
+              <w:left w:val="single" w:sz="4" w:space="0" w:color="808080"/>
+              <w:bottom w:val="single" w:sz="4" w:space="0" w:color="808080"/>
+              <w:right w:val="single" w:sz="4" w:space="0" w:color="808080"/>
+            </w:tcBorders>
+            <w:hideMark/>
+          </w:tcPr>
+          <w:p>
+            <w:pPr>
+              <w:keepNext/>
+              <w:spacing w:before="240" w:after="120"/>
+              <w:rPr>
+                <w:b/>
+                <w:bCs/>
+              </w:rPr>
+            </w:pPr>
+            <w:r>
+              <w:rPr>
+                <w:b/>
+                <w:bCs/>
+              </w:rPr>
+              <w:t>№ 1</w:t>
+            </w:r>
+          </w:p>
+        </w:tc>
+        <w:tc>
+          <w:tcPr>
+            <w:tcW w:w="2401" w:type="dxa"/>
+            <w:tcBorders>
+              <w:top w:val="single" w:sz="4" w:space="0" w:color="808080"/>
+              <w:left w:val="single" w:sz="4" w:space="0" w:color="808080"/>
+              <w:bottom w:val="single" w:sz="4" w:space="0" w:color="808080"/>
+              <w:right w:val="single" w:sz="4" w:space="0" w:color="808080"/>
+            </w:tcBorders>
+            <w:hideMark/>
+          </w:tcPr>
+          <w:p>
+            <w:pPr>
+              <w:keepNext/>
+              <w:spacing w:before="240" w:after="120"/>
+              <w:rPr>
+                <w:b/>
+                <w:bCs/>
+              </w:rPr>
+            </w:pPr>
+            <w:r>
+              <w:rPr>
+                <w:sz w:val="20"/>
+                <w:szCs w:val="20"/>
+              </w:rPr>
+              <w:t>Малый бизнес, торговля женским нижним бельём и купальниками, учёт в 1С («Далеон Трейд»)</w:t>
+            </w:r>
+          </w:p>
+        </w:tc>
+        <w:tc>
+          <w:tcPr>
+            <w:tcW w:w="5158" w:type="dxa"/>
+            <w:tcBorders>
+              <w:top w:val="single" w:sz="4" w:space="0" w:color="808080"/>
+              <w:left w:val="single" w:sz="4" w:space="0" w:color="808080"/>
+              <w:bottom w:val="single" w:sz="4" w:space="0" w:color="808080"/>
+              <w:right w:val="single" w:sz="4" w:space="0" w:color="808080"/>
+            </w:tcBorders>
+            <w:hideMark/>
+          </w:tcPr>
+          <w:p>
+            <w:pPr>
+              <w:keepNext/>
+              <w:numPr>
+                <w:ilvl w:val="0"/>
+                <w:numId w:val="10"/>
+              </w:numPr>
+              <w:spacing w:before="240" w:after="120"/>
+              <w:rPr>
+                <w:sz w:val="20"/>
+                <w:szCs w:val="20"/>
+              </w:rPr>
+            </w:pPr>
+            <w:r>
+              <w:rPr>
+                <w:sz w:val="20"/>
+                <w:szCs w:val="20"/>
+              </w:rPr>
+              <w:t xml:space="preserve">Объём закупки определяют вручную по остаткам в 1С: смотрят документы движения, оборачиваемость, продажи, заказанное, списанное и проданное количество, </w:t>
+            </w:r>
+            <w:r>
+              <w:rPr>
+                <w:sz w:val="20"/>
+                <w:szCs w:val="20"/>
+              </w:rPr>
+              <w:t xml:space="preserve">ориентируются на </w:t>
+            </w:r>
+            <w:r>
+              <w:rPr>
+                <w:sz w:val="20"/>
+                <w:szCs w:val="20"/>
+              </w:rPr>
+              <w:t>сезонность.</w:t>
+            </w:r>
+          </w:p>
+          <w:p>
+            <w:pPr>
+              <w:keepNext/>
+              <w:numPr>
+                <w:ilvl w:val="0"/>
+                <w:numId w:val="10"/>
+              </w:numPr>
+              <w:spacing w:before="240" w:after="120"/>
+              <w:rPr>
+                <w:sz w:val="20"/>
+                <w:szCs w:val="20"/>
+              </w:rPr>
+            </w:pPr>
+            <w:r>
+              <w:rPr>
+                <w:sz w:val="20"/>
+                <w:szCs w:val="20"/>
+              </w:rPr>
+              <w:t>Количество и время заказа считают по оборачиваемости (сколько товара продаётся в неделю) и сезонности. По словам респондента, «если товар долго идёт, заказывают побольше»</w:t>
+            </w:r>
+            <w:r>
+              <w:rPr>
+                <w:sz w:val="20"/>
+                <w:szCs w:val="20"/>
+              </w:rPr>
+              <w:t>.</w:t>
+            </w:r>
+          </w:p>
+          <w:p>
+            <w:pPr>
+              <w:keepNext/>
+              <w:numPr>
+                <w:ilvl w:val="0"/>
+                <w:numId w:val="10"/>
+              </w:numPr>
+              <w:spacing w:before="240" w:after="120"/>
+              <w:rPr>
+                <w:sz w:val="20"/>
+                <w:szCs w:val="20"/>
+              </w:rPr>
+            </w:pPr>
+            <w:r>
+              <w:rPr>
+                <w:sz w:val="20"/>
+                <w:szCs w:val="20"/>
+              </w:rPr>
+              <w:t>Заказывают два раза в неделю, летом в сезон три раза; на это уходит около 5 часов в неделю, иногда два дня по 5 часов.</w:t>
+            </w:r>
+          </w:p>
+          <w:p>
+            <w:pPr>
+              <w:keepNext/>
+              <w:numPr>
+                <w:ilvl w:val="0"/>
+                <w:numId w:val="10"/>
+              </w:numPr>
+              <w:spacing w:before="240" w:after="120"/>
+              <w:rPr>
+                <w:sz w:val="20"/>
+                <w:szCs w:val="20"/>
+              </w:rPr>
+            </w:pPr>
+            <w:r>
+              <w:rPr>
+                <w:sz w:val="20"/>
+                <w:szCs w:val="20"/>
+              </w:rPr>
+              <w:t>Периодически появляются излишки (такой товар потом просто не заказывают) и бывает нехватка.</w:t>
+            </w:r>
+          </w:p>
+          <w:p>
+            <w:pPr>
+              <w:keepNext/>
+              <w:numPr>
+                <w:ilvl w:val="0"/>
+                <w:numId w:val="10"/>
+              </w:numPr>
+              <w:spacing w:before="240" w:after="120"/>
+              <w:rPr>
+                <w:sz w:val="20"/>
+                <w:szCs w:val="20"/>
+              </w:rPr>
+            </w:pPr>
+            <w:r>
+              <w:rPr>
+                <w:sz w:val="20"/>
+                <w:szCs w:val="20"/>
+              </w:rPr>
+              <w:t>Встроенные механизмы и платные модули не пробовали, но слышали о них.</w:t>
+            </w:r>
+          </w:p>
+          <w:p>
+            <w:pPr>
+              <w:keepNext/>
+              <w:numPr>
+                <w:ilvl w:val="0"/>
+                <w:numId w:val="10"/>
+              </w:numPr>
+              <w:spacing w:before="240" w:after="120"/>
+              <w:rPr>
+                <w:b/>
+                <w:bCs/>
+              </w:rPr>
+            </w:pPr>
+            <w:r>
+              <w:rPr>
+                <w:sz w:val="20"/>
+                <w:szCs w:val="20"/>
+              </w:rPr>
+              <w:t>Признаки пользы системы совпадают с показателями, по которым мы планируем оценивать результат.</w:t>
+            </w:r>
+          </w:p>
+        </w:tc>
+      </w:tr>
+    </w:tbl>
+    <w:p>
+      <w:pPr>
+        <w:keepNext/>
+        <w:spacing w:before="240" w:after="120"/>
+        <w:rPr>
+          <w:b/>
+          <w:bCs/>
+        </w:rPr>
+      </w:pPr>
+    </w:p>
+    <w:p>
+      <w:pPr>
+        <w:keepNext/>
+        <w:spacing w:before="240" w:after="120"/>
+        <w:rPr>
+          <w:b/>
+          <w:bCs/>
+        </w:rPr>
+      </w:pPr>
+      <w:r>
+        <w:rPr>
+          <w:b/>
+          <w:bCs/>
+        </w:rPr>
+        <w:t>Выводы по интервью:</w:t>
+      </w:r>
+    </w:p>
+    <w:p>
+      <w:pPr>
+        <w:keepNext/>
+        <w:numPr>
+          <w:ilvl w:val="0"/>
+          <w:numId w:val="9"/>
+        </w:numPr>
+        <w:spacing w:before="240" w:after="120"/>
+      </w:pPr>
+      <w:r>
+        <w:t>Подтверждено на одном примере: расчёт ручной и занимает заметное время.</w:t>
+      </w:r>
+    </w:p>
+    <w:p>
+      <w:pPr>
+        <w:keepNext/>
+        <w:numPr>
+          <w:ilvl w:val="0"/>
+          <w:numId w:val="9"/>
+        </w:numPr>
+        <w:spacing w:before="240" w:after="120"/>
+      </w:pPr>
+      <w:r>
+        <w:t>Логика ручного расчёта (оборачиваемость, остаток, срок поставки) близка к формуле проекта.</w:t>
+      </w:r>
+    </w:p>
+    <w:p>
+      <w:pPr>
+        <w:keepNext/>
+        <w:numPr>
+          <w:ilvl w:val="0"/>
+          <w:numId w:val="9"/>
+        </w:numPr>
+        <w:spacing w:before="240" w:after="120"/>
+      </w:pPr>
+      <w:r>
+        <w:t>Сезонность важна для этой компании. В первой версии проекта её нет, поэтому учёт сезонности рассматривается как расширение во втором семестре.</w:t>
+      </w:r>
+    </w:p>
+    <w:p>
+      <w:pPr>
+        <w:keepNext/>
+        <w:numPr>
+          <w:ilvl w:val="0"/>
+          <w:numId w:val="9"/>
+        </w:numPr>
+        <w:spacing w:before="240" w:after="120"/>
+      </w:pPr>
+      <w:r>
+        <w:t>Ограничение: одно интервью и одна компания, выводы нельзя обобщать на весь малый бизнес.</w:t>
+      </w:r>
+    </w:p>
+    <w:p>
+      <w:pPr>
+        <w:keepNext/>
+        <w:spacing w:before="240" w:after="120"/>
+      </w:pPr>
+      <w:r>
+        <w:rPr>
+          <w:b/>
+          <w:bCs/>
+        </w:rPr>
+        <w:t>Шаг 3. Существующие решения</w:t>
+      </w:r>
+    </w:p>
+    <w:tbl>
+      <w:tblPr>
+        <w:tblW w:w="9355" w:type="dxa"/>
+        <w:tblBorders>
+          <w:top w:val="single" w:sz="4" w:space="0" w:color="808080"/>
+          <w:left w:val="single" w:sz="4" w:space="0" w:color="808080"/>
+          <w:bottom w:val="single" w:sz="4" w:space="0" w:color="808080"/>
+          <w:right w:val="single" w:sz="4" w:space="0" w:color="808080"/>
+          <w:insideH w:val="single" w:sz="4" w:space="0" w:color="808080"/>
+          <w:insideV w:val="single" w:sz="4" w:space="0" w:color="808080"/>
+        </w:tblBorders>
+        <w:tblLayout w:type="fixed"/>
+        <w:tblCellMar>
+          <w:top w:w="40" w:type="dxa"/>
+          <w:left w:w="90" w:type="dxa"/>
+          <w:bottom w:w="40" w:type="dxa"/>
+          <w:right w:w="90" w:type="dxa"/>
+        </w:tblCellMar>
+        <w:tblLook w:val="04A0" w:firstRow="1" w:lastRow="0" w:firstColumn="1" w:lastColumn="0" w:noHBand="0" w:noVBand="1"/>
+      </w:tblPr>
+      <w:tblGrid>
+        <w:gridCol w:w="2150"/>
+        <w:gridCol w:w="2650"/>
+        <w:gridCol w:w="2600"/>
+        <w:gridCol w:w="1955"/>
+      </w:tblGrid>
+      <w:tr>
+        <w:trPr>
+          <w:cantSplit/>
+          <w:tblHeader/>
+        </w:trPr>
+        <w:tc>
+          <w:tcPr>
+            <w:tcW w:w="2150" w:type="dxa"/>
+            <w:shd w:val="clear" w:color="auto" w:fill="D9D9D9"/>
+          </w:tcPr>
+          <w:p>
+            <w:pPr>
+              <w:spacing w:after="60" w:line="240" w:lineRule="auto"/>
+            </w:pPr>
+            <w:r>
+              <w:rPr>
+                <w:b/>
+                <w:bCs/>
+                <w:sz w:val="20"/>
+                <w:szCs w:val="20"/>
+              </w:rPr>
+              <w:lastRenderedPageBreak/>
+              <w:t>Решение и ссылка</w:t>
+            </w:r>
+          </w:p>
+        </w:tc>
+        <w:tc>
+          <w:tcPr>
+            <w:tcW w:w="2650" w:type="dxa"/>
+            <w:shd w:val="clear" w:color="auto" w:fill="D9D9D9"/>
+          </w:tcPr>
+          <w:p>
+            <w:pPr>
+              <w:spacing w:after="60" w:line="240" w:lineRule="auto"/>
+            </w:pPr>
+            <w:r>
+              <w:rPr>
+                <w:b/>
+                <w:bCs/>
+                <w:sz w:val="20"/>
+                <w:szCs w:val="20"/>
+              </w:rPr>
+              <w:t>Задачи и возможности</w:t>
+            </w:r>
+          </w:p>
+        </w:tc>
+        <w:tc>
+          <w:tcPr>
+            <w:tcW w:w="2600" w:type="dxa"/>
+            <w:shd w:val="clear" w:color="auto" w:fill="D9D9D9"/>
+          </w:tcPr>
+          <w:p>
+            <w:pPr>
+              <w:spacing w:after="60" w:line="240" w:lineRule="auto"/>
+            </w:pPr>
+            <w:r>
+              <w:rPr>
+                <w:b/>
+                <w:bCs/>
+                <w:sz w:val="20"/>
+                <w:szCs w:val="20"/>
+              </w:rPr>
+              <w:t>Ограничения</w:t>
+            </w:r>
+          </w:p>
+        </w:tc>
+        <w:tc>
+          <w:tcPr>
+            <w:tcW w:w="1955" w:type="dxa"/>
+            <w:shd w:val="clear" w:color="auto" w:fill="D9D9D9"/>
+          </w:tcPr>
+          <w:p>
+            <w:pPr>
+              <w:spacing w:after="60" w:line="240" w:lineRule="auto"/>
+            </w:pPr>
+            <w:r>
+              <w:rPr>
+                <w:b/>
+                <w:bCs/>
+                <w:sz w:val="20"/>
+                <w:szCs w:val="20"/>
+              </w:rPr>
+              <w:t>Что учесть</w:t>
+            </w:r>
+          </w:p>
+        </w:tc>
+      </w:tr>
+      <w:tr>
+        <w:trPr>
+          <w:cantSplit/>
+        </w:trPr>
+        <w:tc>
+          <w:tcPr>
+            <w:tcW w:w="2150" w:type="dxa"/>
+          </w:tcPr>
+          <w:p>
+            <w:pPr>
+              <w:spacing w:after="60" w:line="240" w:lineRule="auto"/>
+            </w:pPr>
+            <w:r>
+              <w:rPr>
+                <w:sz w:val="20"/>
+                <w:szCs w:val="20"/>
+              </w:rPr>
+              <w:t>«1С:Управление торговлей 11»: встроенное планирование закупок и обеспечение потребностей</w:t>
+            </w:r>
+          </w:p>
+          <w:p>
+            <w:pPr>
+              <w:spacing w:after="60" w:line="240" w:lineRule="auto"/>
+            </w:pPr>
+            <w:r>
+              <w:rPr>
+                <w:sz w:val="20"/>
+                <w:szCs w:val="20"/>
+              </w:rPr>
+              <w:t>https://its.1c.ru/db/ut114doc/content/635/1</w:t>
+            </w:r>
+          </w:p>
+        </w:tc>
+        <w:tc>
+          <w:tcPr>
+            <w:tcW w:w="2650" w:type="dxa"/>
+          </w:tcPr>
+          <w:p>
+            <w:pPr>
+              <w:spacing w:after="60" w:line="240" w:lineRule="auto"/>
+            </w:pPr>
+            <w:r>
+              <w:rPr>
+                <w:sz w:val="20"/>
+                <w:szCs w:val="20"/>
+              </w:rPr>
+              <w:t>Планирование продаж и закупок («скользящее» и «суммирующее» планирование), обеспечение потребностей, в том числе упрощённый вариант.</w:t>
+            </w:r>
+          </w:p>
+        </w:tc>
+        <w:tc>
+          <w:tcPr>
+            <w:tcW w:w="2600" w:type="dxa"/>
+          </w:tcPr>
+          <w:p>
+            <w:pPr>
+              <w:spacing w:after="60" w:line="240" w:lineRule="auto"/>
+            </w:pPr>
+            <w:r>
+              <w:rPr>
+                <w:sz w:val="20"/>
+                <w:szCs w:val="20"/>
+              </w:rPr>
+              <w:t>Автор кейса на Habr счёл встроенные механизмы слишком общими для своей задачи. Насколько просто их настроить небольшой компании, мы не проверяли (гипотеза для интервью).</w:t>
+            </w:r>
+          </w:p>
+        </w:tc>
+        <w:tc>
+          <w:tcPr>
+            <w:tcW w:w="1955" w:type="dxa"/>
+          </w:tcPr>
+          <w:p>
+            <w:pPr>
+              <w:spacing w:after="60" w:line="240" w:lineRule="auto"/>
+            </w:pPr>
+            <w:r>
+              <w:rPr>
+                <w:sz w:val="20"/>
+                <w:szCs w:val="20"/>
+              </w:rPr>
+              <w:t>Сделать готовый отчёт с минимумом настроек и понятным объяснением, откуда взялось число.</w:t>
+            </w:r>
+          </w:p>
+        </w:tc>
+      </w:tr>
+      <w:tr>
+        <w:trPr>
+          <w:cantSplit/>
+        </w:trPr>
+        <w:tc>
+          <w:tcPr>
+            <w:tcW w:w="2150" w:type="dxa"/>
+          </w:tcPr>
+          <w:p>
+            <w:pPr>
+              <w:spacing w:after="60" w:line="240" w:lineRule="auto"/>
+            </w:pPr>
+            <w:r>
+              <w:rPr>
+                <w:sz w:val="20"/>
+                <w:szCs w:val="20"/>
+              </w:rPr>
+              <w:t>«1С:Прогнозирование продаж» (облачный сервис)</w:t>
+            </w:r>
+          </w:p>
+          <w:p>
+            <w:pPr>
+              <w:spacing w:after="60" w:line="240" w:lineRule="auto"/>
+            </w:pPr>
+            <w:r>
+              <w:rPr>
+                <w:sz w:val="20"/>
+                <w:szCs w:val="20"/>
+              </w:rPr>
+              <w:t>https://www.retail.ru/products/services/1s-prognozirovanie-prodazh/</w:t>
+            </w:r>
+          </w:p>
+        </w:tc>
+        <w:tc>
+          <w:tcPr>
+            <w:tcW w:w="2650" w:type="dxa"/>
+          </w:tcPr>
+          <w:p>
+            <w:pPr>
+              <w:spacing w:after="60" w:line="240" w:lineRule="auto"/>
+            </w:pPr>
+            <w:r>
+              <w:rPr>
+                <w:sz w:val="20"/>
+                <w:szCs w:val="20"/>
+              </w:rPr>
+              <w:t>Прогноз продаж по истории (статистика и машинное обучение), интеграция с УТ, ERP и КА; прогноз можно использовать для планов продаж, закупок и производства.</w:t>
+            </w:r>
+          </w:p>
+        </w:tc>
+        <w:tc>
+          <w:tcPr>
+            <w:tcW w:w="2600" w:type="dxa"/>
+          </w:tcPr>
+          <w:p>
+            <w:pPr>
+              <w:spacing w:after="60" w:line="240" w:lineRule="auto"/>
+            </w:pPr>
+            <w:r>
+              <w:rPr>
+                <w:sz w:val="20"/>
+                <w:szCs w:val="20"/>
+              </w:rPr>
+              <w:t>Данные о продажах передаются в облако; нужна версия УТ не ниже 11.5.19. По описанию сервис возвращает прогноз, расчёт заказа с учётом остатков и сроков поставки в описании не указан.</w:t>
+            </w:r>
+          </w:p>
+        </w:tc>
+        <w:tc>
+          <w:tcPr>
+            <w:tcW w:w="1955" w:type="dxa"/>
+          </w:tcPr>
+          <w:p>
+            <w:pPr>
+              <w:spacing w:after="60" w:line="240" w:lineRule="auto"/>
+            </w:pPr>
+            <w:r>
+              <w:rPr>
+                <w:sz w:val="20"/>
+                <w:szCs w:val="20"/>
+              </w:rPr>
+              <w:t>Наш продукт считает именно количество к заказу и работает внутри базы без передачи данных.</w:t>
+            </w:r>
+          </w:p>
+        </w:tc>
+      </w:tr>
+      <w:tr>
+        <w:trPr>
+          <w:cantSplit/>
+        </w:trPr>
+        <w:tc>
+          <w:tcPr>
+            <w:tcW w:w="2150" w:type="dxa"/>
+          </w:tcPr>
+          <w:p>
+            <w:pPr>
+              <w:spacing w:after="60" w:line="240" w:lineRule="auto"/>
+            </w:pPr>
+            <w:r>
+              <w:rPr>
+                <w:sz w:val="20"/>
+                <w:szCs w:val="20"/>
+              </w:rPr>
+              <w:t>FORECAST&amp;SUPPLY (модуль на платформе 1С)</w:t>
+            </w:r>
+          </w:p>
+          <w:p>
+            <w:pPr>
+              <w:spacing w:after="60" w:line="240" w:lineRule="auto"/>
+            </w:pPr>
+            <w:r>
+              <w:rPr>
+                <w:sz w:val="20"/>
+                <w:szCs w:val="20"/>
+              </w:rPr>
+              <w:t>Пресс-релиз на retail.ru от 16.01.2014 (ссылка в списке источников)</w:t>
+            </w:r>
+          </w:p>
+        </w:tc>
+        <w:tc>
+          <w:tcPr>
+            <w:tcW w:w="2650" w:type="dxa"/>
+          </w:tcPr>
+          <w:p>
+            <w:pPr>
+              <w:spacing w:after="60" w:line="240" w:lineRule="auto"/>
+            </w:pPr>
+            <w:r>
+              <w:rPr>
+                <w:sz w:val="20"/>
+                <w:szCs w:val="20"/>
+              </w:rPr>
+              <w:t>Прогноз с трендом и сезонностью, восстановление спроса в периоды дефицита, очистка всплесков (например, акций), расчёт заказа с учётом остатка, страховых запасов, периодичности поставок, действующих заказов и ограничений. Встраивается в любую конфигурацию 1С или работает автономно с загрузкой из Excel.</w:t>
+            </w:r>
+          </w:p>
+        </w:tc>
+        <w:tc>
+          <w:tcPr>
+            <w:tcW w:w="2600" w:type="dxa"/>
+          </w:tcPr>
+          <w:p>
+            <w:pPr>
+              <w:spacing w:after="60" w:line="240" w:lineRule="auto"/>
+            </w:pPr>
+            <w:r>
+              <w:rPr>
+                <w:sz w:val="20"/>
+                <w:szCs w:val="20"/>
+              </w:rPr>
+              <w:t>Ориентирован на дистрибьюторов. Источник — пресс-релиз 2014 года (платформа 1С 8.2), актуальность, цена и условия неизвестны, нужно уточнить.</w:t>
+            </w:r>
+          </w:p>
+        </w:tc>
+        <w:tc>
+          <w:tcPr>
+            <w:tcW w:w="1955" w:type="dxa"/>
+          </w:tcPr>
+          <w:p>
+            <w:pPr>
+              <w:spacing w:after="60" w:line="240" w:lineRule="auto"/>
+            </w:pPr>
+            <w:r>
+              <w:rPr>
+                <w:sz w:val="20"/>
+                <w:szCs w:val="20"/>
+              </w:rPr>
+              <w:t>Ближайший по функциям аналог. Наши преимущества: простота, прозрачная формула, ориентация на малый и средний бизнес. Восстановление спроса и очистку всплесков стоит рассмотреть для развития.</w:t>
+            </w:r>
+          </w:p>
+        </w:tc>
+      </w:tr>
+      <w:tr>
+        <w:trPr>
+          <w:cantSplit/>
+        </w:trPr>
+        <w:tc>
+          <w:tcPr>
+            <w:tcW w:w="2150" w:type="dxa"/>
+          </w:tcPr>
+          <w:p>
+            <w:pPr>
+              <w:spacing w:after="60" w:line="240" w:lineRule="auto"/>
+            </w:pPr>
+            <w:r>
+              <w:rPr>
+                <w:sz w:val="20"/>
+                <w:szCs w:val="20"/>
+              </w:rPr>
+              <w:t>Кейс «Помощник закупок» на базе 1С (Habr)</w:t>
+            </w:r>
+          </w:p>
+          <w:p>
+            <w:pPr>
+              <w:spacing w:after="60" w:line="240" w:lineRule="auto"/>
+            </w:pPr>
+            <w:r>
+              <w:rPr>
+                <w:sz w:val="20"/>
+                <w:szCs w:val="20"/>
+              </w:rPr>
+              <w:t>https://habr.com/en/articles/929382</w:t>
+            </w:r>
+          </w:p>
+        </w:tc>
+        <w:tc>
+          <w:tcPr>
+            <w:tcW w:w="2650" w:type="dxa"/>
+          </w:tcPr>
+          <w:p>
+            <w:pPr>
+              <w:spacing w:after="60" w:line="240" w:lineRule="auto"/>
+            </w:pPr>
+            <w:r>
+              <w:rPr>
+                <w:sz w:val="20"/>
+                <w:szCs w:val="20"/>
+              </w:rPr>
+              <w:t>Подбор лучшей цены у поставщиков, рекомендации «что, у кого и сколько заказать», создание типового «Заказа поставщику». По описанию автора, подготовка заказа сократилась с почти месяца до 1–2 дней.</w:t>
+            </w:r>
+          </w:p>
+        </w:tc>
+        <w:tc>
+          <w:tcPr>
+            <w:tcW w:w="2600" w:type="dxa"/>
+          </w:tcPr>
+          <w:p>
+            <w:pPr>
+              <w:spacing w:after="60" w:line="240" w:lineRule="auto"/>
+            </w:pPr>
+            <w:r>
+              <w:rPr>
+                <w:sz w:val="20"/>
+                <w:szCs w:val="20"/>
+              </w:rPr>
+              <w:t>Разработан под конкретную компанию (импорт из Китая, пересчёт цен из юаней), это не типовой продукт.</w:t>
+            </w:r>
+          </w:p>
+        </w:tc>
+        <w:tc>
+          <w:tcPr>
+            <w:tcW w:w="1955" w:type="dxa"/>
+          </w:tcPr>
+          <w:p>
+            <w:pPr>
+              <w:spacing w:after="60" w:line="240" w:lineRule="auto"/>
+            </w:pPr>
+            <w:r>
+              <w:rPr>
+                <w:sz w:val="20"/>
+                <w:szCs w:val="20"/>
+              </w:rPr>
+              <w:t>Показывает, что компании строят такие инструменты сами. Выбор поставщика и создание заказа — задел для развития.</w:t>
+            </w:r>
+          </w:p>
+        </w:tc>
+      </w:tr>
+    </w:tbl>
+    <w:p>
+      <w:pPr>
+        <w:spacing w:after="60" w:line="240" w:lineRule="auto"/>
+      </w:pPr>
+    </w:p>
+    <w:p>
+      <w:pPr>
+        <w:keepNext/>
+        <w:spacing w:before="240" w:after="120"/>
+      </w:pPr>
+      <w:r>
+        <w:rPr>
+          <w:b/>
+          <w:bCs/>
+        </w:rPr>
+        <w:lastRenderedPageBreak/>
+        <w:t>Шаг 4. Обновлённая идея проекта</w:t>
+      </w:r>
+    </w:p>
+    <w:p>
+      <w:pPr>
+        <w:keepNext/>
+        <w:spacing w:before="240" w:after="120"/>
+        <w:rPr>
+          <w:b/>
+          <w:bCs/>
+        </w:rPr>
+      </w:pPr>
+      <w:r>
+        <w:rPr>
+          <w:b/>
+          <w:bCs/>
+        </w:rPr>
+        <w:t>Что изменилось после изучения:</w:t>
+      </w:r>
+    </w:p>
+    <w:p>
+      <w:pPr>
+        <w:keepNext/>
+        <w:numPr>
+          <w:ilvl w:val="0"/>
+          <w:numId w:val="8"/>
+        </w:numPr>
+        <w:spacing w:before="240" w:after="120"/>
+      </w:pPr>
+      <w:r>
+        <w:t>Уточнили позицию: решения для прогноза и расчёта заказа уже существуют, поэтому мы не утверждаем, что аналогов нет. Наш вариант — простой отчёт для малого и среднего бизнеса, работающий внутри базы 1С, с прозрачной формулой и минимумом настроек.</w:t>
+      </w:r>
+    </w:p>
+    <w:p>
+      <w:pPr>
+        <w:keepNext/>
+        <w:numPr>
+          <w:ilvl w:val="0"/>
+          <w:numId w:val="8"/>
+        </w:numPr>
+        <w:spacing w:before="240" w:after="120"/>
+      </w:pPr>
+      <w:r>
+        <w:t>Формулу заказа планируется проверить в симуляторе склада на открытых данных (набор Online Retail II) в сравнении с простыми правилами «мин-макс» и «фиксированный заказ».</w:t>
+      </w:r>
+    </w:p>
+    <w:p>
+      <w:pPr>
+        <w:keepNext/>
+        <w:numPr>
+          <w:ilvl w:val="0"/>
+          <w:numId w:val="8"/>
+        </w:numPr>
+        <w:spacing w:before="240" w:after="120"/>
+      </w:pPr>
+      <w:r>
+        <w:t>В первую версию не включены ИИ-прогноз, сезонность и выбор поставщика. По итогам анализа аналогов в развитие добавлены восстановление спроса в периоды дефицита и очистка всплесков.</w:t>
+      </w:r>
+    </w:p>
+    <w:p>
+      <w:pPr>
+        <w:numPr>
+          <w:ilvl w:val="0"/>
+          <w:numId w:val="8"/>
+        </w:numPr>
+        <w:spacing w:after="60"/>
+      </w:pPr>
+      <w:r>
+        <w:t>По итогам интервью: закупщик учитывает оборачиваемость, остатки, сроки и сезонность. Формула проекта покрывает продажи, остатки и сроки поставки, а сезонность, важная для компании с купальниками, вынесена в развитие (сезонный коэффициент по прошлому году).</w:t>
+      </w:r>
+    </w:p>
+    <w:p>
+      <w:pPr>
+        <w:numPr>
+          <w:ilvl w:val="0"/>
+          <w:numId w:val="8"/>
+        </w:numPr>
+        <w:spacing w:after="60"/>
+      </w:pPr>
+      <w:r>
+        <w:t>Показатели пользы, которые назвал респондент (нехватка, излишки, время на закупку), совпадают с запланированными метриками; они будут уточнены после остальных интервью.</w:t>
+      </w:r>
+    </w:p>
+    <w:p>
+      <w:pPr>
+        <w:keepNext/>
+        <w:spacing w:before="240" w:after="120"/>
+      </w:pPr>
+      <w:r>
+        <w:rPr>
+          <w:b/>
+          <w:bCs/>
+        </w:rPr>
+        <w:t>Шаг 5. Предварительные границы проекта</w:t>
+      </w:r>
+    </w:p>
+    <w:p>
+      <w:pPr>
+        <w:numPr>
+          <w:ilvl w:val="0"/>
+          <w:numId w:val="1"/>
+        </w:numPr>
+        <w:spacing w:after="60"/>
+      </w:pPr>
+      <w:r>
+        <w:rPr>
+          <w:b/>
+          <w:bCs/>
+        </w:rPr>
+        <w:t xml:space="preserve">Основной результат: </w:t>
+      </w:r>
+      <w:r>
+        <w:t>прототип расширения для 1С (отчёт «Что заказать» на СКД) и Python-симулятор склада с бэктестом на открытых данных.</w:t>
+      </w:r>
+    </w:p>
+    <w:p>
+      <w:pPr>
+        <w:numPr>
+          <w:ilvl w:val="0"/>
+          <w:numId w:val="1"/>
+        </w:numPr>
+        <w:spacing w:after="60"/>
+      </w:pPr>
+      <w:r>
+        <w:rPr>
+          <w:b/>
+          <w:bCs/>
+        </w:rPr>
+        <w:t xml:space="preserve">Минимальный набор функций: </w:t>
+      </w:r>
+      <w:r>
+        <w:t>расчёт среднего спроса за 60 дней; параметры (срок поставки, период между заказами, уровень надёжности); отчёт по товарам с остатком, запасом в днях и рекомендуемым количеством; выгрузка в Excel; сверка результата 1С с Python.</w:t>
+      </w:r>
+    </w:p>
+    <w:p>
+      <w:pPr>
+        <w:numPr>
+          <w:ilvl w:val="0"/>
+          <w:numId w:val="1"/>
+        </w:numPr>
+        <w:spacing w:after="60"/>
+      </w:pPr>
+      <w:r>
+        <w:rPr>
+          <w:b/>
+          <w:bCs/>
+        </w:rPr>
+        <w:t xml:space="preserve">Что не входит в проект: </w:t>
+      </w:r>
+      <w:r>
+        <w:t>ИИ и машинное обучение, сезонность, выбор поставщика по цене, создание заказа поставщику кнопкой, облако и веб-панель, интеграции с CRM и маркетплейсами, учёт минимальных партий и скидок.</w:t>
+      </w:r>
+    </w:p>
+    <w:p>
+      <w:pPr>
+        <w:numPr>
+          <w:ilvl w:val="0"/>
+          <w:numId w:val="1"/>
+        </w:numPr>
+        <w:spacing w:after="60"/>
+      </w:pPr>
+      <w:r>
+        <w:rPr>
+          <w:b/>
+          <w:bCs/>
+        </w:rPr>
+        <w:t xml:space="preserve">Ограничения: </w:t>
+      </w:r>
+      <w:r>
+        <w:t>открытые данные одного интернет-магазина без остатков и поставщиков (остатки и сроки поставки моделируются: 7 дней плюс случайная задержка 0–2 дня); остаток считается в штуках, а не в деньгах; учебная платформа 1С ограничивает объём данных (по найденным описаниям — порядка 2000 записей в наборе) и число сеансов; срок проекта; доступ к реальным пользователям не гарантирован.</w:t>
+      </w:r>
+    </w:p>
+    <w:p>
+      <w:pPr>
+        <w:keepNext/>
+        <w:spacing w:before="240" w:after="120"/>
+      </w:pPr>
+      <w:r>
+        <w:rPr>
+          <w:b/>
+          <w:bCs/>
+        </w:rPr>
+        <w:t>Шаг 6. Оценка реализуемости</w:t>
+      </w:r>
+    </w:p>
+    <w:p>
+      <w:pPr>
+        <w:keepNext/>
+        <w:numPr>
+          <w:ilvl w:val="0"/>
+          <w:numId w:val="8"/>
+        </w:numPr>
+        <w:spacing w:before="240" w:after="120"/>
+      </w:pPr>
+      <w:r>
+        <w:rPr>
+          <w:b/>
+          <w:bCs/>
+        </w:rPr>
+        <w:t>Реально ли выполнить проект в рамках курса?</w:t>
+      </w:r>
+      <w:r>
+        <w:t xml:space="preserve"> Да. Проект рассчитан на два семестра</w:t>
+      </w:r>
+      <w:r>
+        <w:t xml:space="preserve">. </w:t>
+      </w:r>
+      <w:r>
+        <w:t>Первый семестр: исследование проблемы и пользователей, алгоритм расчёта, подготовка данных, Python-симулятор склада и первичное тестирование. Второй семестр: доработка симулятора, перенос расчёта в 1С, отчёт на СКД, тестирование и документация.</w:t>
+      </w:r>
+    </w:p>
+    <w:p>
+      <w:pPr>
+        <w:keepNext/>
+        <w:numPr>
+          <w:ilvl w:val="0"/>
+          <w:numId w:val="8"/>
+        </w:numPr>
+        <w:spacing w:before="240" w:after="120"/>
+      </w:pPr>
+      <w:r>
+        <w:rPr>
+          <w:b/>
+          <w:bCs/>
+        </w:rPr>
+        <w:t>Какие знания и ресурсы потребуются?</w:t>
+      </w:r>
+      <w:r>
+        <w:t xml:space="preserve"> Python (pandas) и основы 1С (справочники, регистры, язык запросов, СКД, расширения), которые предстоит освоить по ходу проекта; </w:t>
+      </w:r>
+      <w:r>
+        <w:lastRenderedPageBreak/>
+        <w:t>учебная платформа 1С; открытый набор Online Retail II (UCI, лицензия CC BY 4.0); VS Code; время команды.</w:t>
+      </w:r>
+    </w:p>
+    <w:p>
+      <w:pPr>
+        <w:keepNext/>
+        <w:numPr>
+          <w:ilvl w:val="0"/>
+          <w:numId w:val="8"/>
+        </w:numPr>
+        <w:spacing w:before="240" w:after="120"/>
+      </w:pPr>
+      <w:r>
+        <w:rPr>
+          <w:b/>
+          <w:bCs/>
+        </w:rPr>
+        <w:t>Какие предположения нужно проверить?</w:t>
+      </w:r>
+      <w:r>
+        <w:t xml:space="preserve"> Что результат сохранится на других данных; что расчёт в 1С совпадёт с Python при ограничениях учебной версии; что данные реальных баз достаточно качественны.</w:t>
+      </w:r>
+    </w:p>
+    <w:p>
+      <w:pPr>
+        <w:keepNext/>
+        <w:numPr>
+          <w:ilvl w:val="0"/>
+          <w:numId w:val="8"/>
+        </w:numPr>
+        <w:spacing w:before="240" w:after="120"/>
+      </w:pPr>
+      <w:r>
+        <w:rPr>
+          <w:b/>
+          <w:bCs/>
+        </w:rPr>
+        <w:t>По каким признакам поймём, что проект достиг цели?</w:t>
+      </w:r>
+      <w:r>
+        <w:t xml:space="preserve"> (1) В симуляции при равном среднем остатке доля проданного спроса выше, чем у простых правил «мин-макс» и «фиксированный заказ». (2) Расчёты в 1С и Python совпадают на выборке на 100%. (3) Время формирования отчёта измерено и зафиксировано. (4) Не менее 2–3 интервью подтверждают актуальность проблемы и удобство формата.</w:t>
+      </w:r>
+    </w:p>
+    <w:p>
+      <w:pPr>
+        <w:keepNext/>
+        <w:spacing w:before="240" w:after="120"/>
+      </w:pPr>
+      <w:r>
+        <w:rPr>
+          <w:b/>
+          <w:bCs/>
+        </w:rPr>
+        <w:t>Источники</w:t>
+      </w:r>
+    </w:p>
+    <w:p>
+      <w:pPr>
+        <w:numPr>
+          <w:ilvl w:val="0"/>
+          <w:numId w:val="1"/>
+        </w:numPr>
+        <w:spacing w:after="60"/>
+      </w:pPr>
+      <w:r>
+        <w:t>Вакансии менеджера по закупкам: https://hh.ru/vacancy/135021909 , https://hh.ru/vacancy/135078954</w:t>
+      </w:r>
+    </w:p>
+    <w:p>
+      <w:pPr>
+        <w:numPr>
+          <w:ilvl w:val="0"/>
+          <w:numId w:val="1"/>
+        </w:numPr>
+        <w:spacing w:after="60"/>
+      </w:pPr>
+      <w:r>
+        <w:t>Документация «1С:Управление торговлей 11», обеспечение потребностей: https://its.1c.ru/db/ut114doc/content/635/1</w:t>
+      </w:r>
+    </w:p>
+    <w:p>
+      <w:pPr>
+        <w:numPr>
+          <w:ilvl w:val="0"/>
+          <w:numId w:val="1"/>
+        </w:numPr>
+        <w:spacing w:after="60"/>
+      </w:pPr>
+      <w:r>
+        <w:t>«1С:Прогнозирование продаж»: https://www.retail.ru/products/services/1s-prognozirovanie-prodazh/</w:t>
+      </w:r>
+    </w:p>
+    <w:p>
+      <w:pPr>
+        <w:numPr>
+          <w:ilvl w:val="0"/>
+          <w:numId w:val="1"/>
+        </w:numPr>
+        <w:spacing w:after="60"/>
+        <w:rPr>
+          <w:lang w:val="en-US"/>
+        </w:rPr>
+      </w:pPr>
+      <w:r>
+        <w:rPr>
+          <w:lang w:val="en-US"/>
+        </w:rPr>
+        <w:t xml:space="preserve">FORECAST&amp;SUPPLY, </w:t>
+      </w:r>
+      <w:r>
+        <w:t>пресс</w:t>
+      </w:r>
+      <w:r>
+        <w:rPr>
+          <w:lang w:val="en-US"/>
+        </w:rPr>
+        <w:t>-</w:t>
+      </w:r>
+      <w:r>
+        <w:t>релиз</w:t>
+      </w:r>
+      <w:r>
+        <w:rPr>
+          <w:lang w:val="en-US"/>
+        </w:rPr>
+        <w:t xml:space="preserve"> </w:t>
+      </w:r>
+      <w:r>
+        <w:t>от</w:t>
+      </w:r>
+      <w:r>
+        <w:rPr>
+          <w:lang w:val="en-US"/>
+        </w:rPr>
+        <w:t xml:space="preserve"> 16.01.2014: https://www.retail.ru/rbc/pressreleases/forecast-supply-kompaniya-avtomatizatsiya-i-konsalting-obyavlyaet-o-vypuske-novogo-spetsializirovannogo-programmnogo-produkta-fo/</w:t>
+      </w:r>
+    </w:p>
+    <w:p>
+      <w:pPr>
+        <w:numPr>
+          <w:ilvl w:val="0"/>
+          <w:numId w:val="1"/>
+        </w:numPr>
+        <w:spacing w:after="60"/>
+      </w:pPr>
+      <w:r>
+        <w:t>Кейс «Помощник закупок»: https://habr.com/en/articles/929382</w:t>
+      </w:r>
+    </w:p>
+    <w:p>
+      <w:pPr>
+        <w:numPr>
+          <w:ilvl w:val="0"/>
+          <w:numId w:val="1"/>
+        </w:numPr>
+        <w:spacing w:after="60"/>
+        <w:rPr>
+          <w:lang w:val="en-US"/>
+        </w:rPr>
+      </w:pPr>
+      <w:r>
+        <w:t>Набор</w:t>
+      </w:r>
+      <w:r>
+        <w:rPr>
+          <w:lang w:val="en-US"/>
+        </w:rPr>
+        <w:t xml:space="preserve"> </w:t>
+      </w:r>
+      <w:r>
+        <w:t>данных</w:t>
+      </w:r>
+      <w:r>
+        <w:rPr>
+          <w:lang w:val="en-US"/>
+        </w:rPr>
+        <w:t xml:space="preserve"> Online Retail II (UCI Machine Learning Repository): https://archive.ics.uci.edu/dataset/502/online+retail+ii</w:t>
       </w:r>
     </w:p>
     <w:sectPr>
@@ -958,6 +3203,23 @@
     </w:lvl>
   </w:abstractNum>
   <w:abstractNum w:abstractNumId="3" w15:restartNumberingAfterBreak="0">
+    <w:nsid w:val="5A1C0D61"/>
+    <w:multiLevelType w:val="singleLevel"/>
+    <w:tmpl w:val="2B7E4A10"/>
+    <w:lvl w:ilvl="0">
+      <w:start w:val="1"/>
+      <w:numFmt w:val="bullet"/>
+      <w:lvlText w:val=""/>
+      <w:lvlJc w:val="left"/>
+      <w:pPr>
+        <w:ind w:left="227" w:hanging="227"/>
+      </w:pPr>
+      <w:rPr>
+        <w:rFonts w:ascii="Symbol" w:hAnsi="Symbol" w:hint="default"/>
+      </w:rPr>
+    </w:lvl>
+  </w:abstractNum>
+  <w:abstractNum w:abstractNumId="4" w15:restartNumberingAfterBreak="0">
     <w:nsid w:val="64514055"/>
     <w:multiLevelType w:val="multilevel"/>
     <w:tmpl w:val="93000A50"/>
@@ -1106,7 +3368,7 @@
       </w:rPr>
     </w:lvl>
   </w:abstractNum>
-  <w:abstractNum w:abstractNumId="4" w15:restartNumberingAfterBreak="0">
+  <w:abstractNum w:abstractNumId="5" w15:restartNumberingAfterBreak="0">
     <w:nsid w:val="6F9742D5"/>
     <w:multiLevelType w:val="multilevel"/>
     <w:tmpl w:val="2E1C5CBA"/>
@@ -1255,7 +3517,7 @@
       </w:rPr>
     </w:lvl>
   </w:abstractNum>
-  <w:abstractNum w:abstractNumId="5" w15:restartNumberingAfterBreak="0">
+  <w:abstractNum w:abstractNumId="6" w15:restartNumberingAfterBreak="0">
     <w:nsid w:val="79341010"/>
     <w:multiLevelType w:val="multilevel"/>
     <w:tmpl w:val="CB7A9C6A"/>
@@ -1411,16 +3673,38 @@
     <w:abstractNumId w:val="2"/>
   </w:num>
   <w:num w:numId="3" w16cid:durableId="1887643046">
-    <w:abstractNumId w:val="4"/>
+    <w:abstractNumId w:val="5"/>
   </w:num>
   <w:num w:numId="4" w16cid:durableId="22563787">
     <w:abstractNumId w:val="1"/>
   </w:num>
   <w:num w:numId="5" w16cid:durableId="310713015">
-    <w:abstractNumId w:val="5"/>
+    <w:abstractNumId w:val="6"/>
   </w:num>
   <w:num w:numId="6" w16cid:durableId="2045863550">
+    <w:abstractNumId w:val="4"/>
+  </w:num>
+  <w:num w:numId="7" w16cid:durableId="1535843460">
     <w:abstractNumId w:val="3"/>
+  </w:num>
+  <w:num w:numId="8" w16cid:durableId="1722366471">
+    <w:abstractNumId w:val="0"/>
+  </w:num>
+  <w:num w:numId="9" w16cid:durableId="2140410887">
+    <w:abstractNumId w:val="0"/>
+    <w:lvlOverride w:ilvl="0"/>
+    <w:lvlOverride w:ilvl="1"/>
+    <w:lvlOverride w:ilvl="2"/>
+    <w:lvlOverride w:ilvl="3"/>
+    <w:lvlOverride w:ilvl="4"/>
+    <w:lvlOverride w:ilvl="5"/>
+    <w:lvlOverride w:ilvl="6"/>
+    <w:lvlOverride w:ilvl="7"/>
+    <w:lvlOverride w:ilvl="8"/>
+  </w:num>
+  <w:num w:numId="10" w16cid:durableId="1083575762">
+    <w:abstractNumId w:val="3"/>
+    <w:lvlOverride w:ilvl="0"/>
   </w:num>
 </w:numbering>
 </file>
